--- a/src/content/bios-processed/Rey-F 2025.docx
+++ b/src/content/bios-processed/Rey-F 2025.docx
@@ -17,50 +17,7 @@
         </w:rPr>
       </w:pPr>
       <w:r>
-        <w:rPr>
-          <w:rFonts w:ascii="Times New Roman" w:hAnsi="Times New Roman" w:cs="Times New Roman"/>
-          <w:b/>
-          <w:bCs/>
-          <w:sz w:val="24"/>
-          <w:szCs w:val="24"/>
-          <w:lang w:val="en-GB"/>
-        </w:rPr>
-        <w:t>REY, Francis Paul Marie Joseph François Xavier, French international lawyer and Secretary of the European Commission of the Danube (ECD) 1911-1913, then Secretary-General of the ECD 1913-1935, was born 9 January 1870 in Paris, France and died 17 March 1952 in Paris. He was the son of Georges</w:t>
-      </w:r>
-      <w:r>
-        <w:rPr>
-          <w:rFonts w:ascii="Times New Roman" w:hAnsi="Times New Roman" w:cs="Times New Roman"/>
-          <w:b/>
-          <w:bCs/>
-          <w:color w:val="FF0000"/>
-          <w:sz w:val="24"/>
-          <w:szCs w:val="24"/>
-          <w:lang w:val="en-GB"/>
-        </w:rPr>
-        <w:t xml:space="preserve"> </w:t>
-      </w:r>
-      <w:r>
-        <w:rPr>
-          <w:rFonts w:ascii="Times New Roman" w:hAnsi="Times New Roman" w:cs="Times New Roman"/>
-          <w:b/>
-          <w:bCs/>
-          <w:sz w:val="24"/>
-          <w:szCs w:val="24"/>
-          <w:lang w:val="en-GB"/>
-        </w:rPr>
-        <w:t xml:space="preserve">Rey, merchant, and Marie Elisa Paris. He married Marthe [Rey], with whom he </w:t>
-      </w:r>
-      <w:r>
-        <w:rPr>
-          <w:rFonts w:ascii="Times New Roman" w:hAnsi="Times New Roman" w:cs="Times New Roman"/>
-          <w:b/>
-          <w:bCs/>
-          <w:color w:val="000000" w:themeColor="text1"/>
-          <w:sz w:val="24"/>
-          <w:szCs w:val="24"/>
-          <w:lang w:val="en-GB"/>
-        </w:rPr>
-        <w:t>had two daughters.</w:t>
+        <w:t xml:space="preserve">REY, Francis Paul Marie Joseph François Xavier, French international lawyer and Secretary of the European Commission of the Danube (ECD) 1911-1913 and Secretary-General of the ECD 1913-1935, was born 9 January 1870 in Paris, France and died 17 March 1952 in Paris. He was the son of Georges Rey, merchant, and Marie Elisa Paris. He married Marthe [Rey], with whom he had two daughters.</w:t>
       </w:r>
     </w:p>
     <w:p>
